--- a/docs/Penawaran-Perawatan-Tahunan-CAT-Apps.docx
+++ b/docs/Penawaran-Perawatan-Tahunan-CAT-Apps.docx
@@ -121,7 +121,21 @@
         <w:rPr>
           <w:rFonts w:ascii="Times New Roman" w:hAnsi="Times New Roman" w:cs="Times New Roman"/>
         </w:rPr>
-        <w:t xml:space="preserve"> 12 Juli 2026</w:t>
+        <w:t xml:space="preserve"> </w:t>
+      </w:r>
+      <w:r>
+        <w:rPr>
+          <w:rFonts w:ascii="Times New Roman" w:hAnsi="Times New Roman" w:cs="Times New Roman"/>
+        </w:rPr>
+        <w:t>21</w:t>
+      </w:r>
+      <w:bookmarkStart w:id="3" w:name="_GoBack"/>
+      <w:bookmarkEnd w:id="3"/>
+      <w:r>
+        <w:rPr>
+          <w:rFonts w:ascii="Times New Roman" w:hAnsi="Times New Roman" w:cs="Times New Roman"/>
+        </w:rPr>
+        <w:t xml:space="preserve"> Juli 2026</w:t>
       </w:r>
       <w:r>
         <w:rPr>
@@ -228,7 +242,7 @@
           <w:szCs w:val="24"/>
         </w:rPr>
       </w:pPr>
-      <w:bookmarkStart w:id="3" w:name="i.-identitas-pihak"/>
+      <w:bookmarkStart w:id="4" w:name="i.-identitas-pihak"/>
       <w:bookmarkEnd w:id="1"/>
       <w:bookmarkEnd w:id="2"/>
       <w:r>
@@ -252,7 +266,7 @@
           <w:szCs w:val="24"/>
         </w:rPr>
       </w:pPr>
-      <w:bookmarkStart w:id="4" w:name="pihak-pertama-penyedia-layanan"/>
+      <w:bookmarkStart w:id="5" w:name="pihak-pertama-penyedia-layanan"/>
       <w:r>
         <w:rPr>
           <w:rFonts w:ascii="Times New Roman" w:hAnsi="Times New Roman" w:cs="Times New Roman"/>
@@ -416,8 +430,8 @@
           <w:szCs w:val="24"/>
         </w:rPr>
       </w:pPr>
-      <w:bookmarkStart w:id="5" w:name="pihak-kedua-penerima-layanan"/>
-      <w:bookmarkEnd w:id="4"/>
+      <w:bookmarkStart w:id="6" w:name="pihak-kedua-penerima-layanan"/>
+      <w:bookmarkEnd w:id="5"/>
       <w:r>
         <w:rPr>
           <w:rFonts w:ascii="Times New Roman" w:hAnsi="Times New Roman" w:cs="Times New Roman"/>
@@ -582,9 +596,9 @@
           <w:szCs w:val="24"/>
         </w:rPr>
       </w:pPr>
-      <w:bookmarkStart w:id="6" w:name="ii.-ringkasan-penawaran"/>
-      <w:bookmarkEnd w:id="3"/>
-      <w:bookmarkEnd w:id="5"/>
+      <w:bookmarkStart w:id="7" w:name="ii.-ringkasan-penawaran"/>
+      <w:bookmarkEnd w:id="4"/>
+      <w:bookmarkEnd w:id="6"/>
       <w:r>
         <w:rPr>
           <w:rFonts w:ascii="Times New Roman" w:hAnsi="Times New Roman" w:cs="Times New Roman"/>
@@ -995,8 +1009,8 @@
           <w:szCs w:val="24"/>
         </w:rPr>
       </w:pPr>
-      <w:bookmarkStart w:id="7" w:name="iii.-ruang-lingkup-layanan-yang-termasuk"/>
-      <w:bookmarkEnd w:id="6"/>
+      <w:bookmarkStart w:id="8" w:name="iii.-ruang-lingkup-layanan-yang-termasuk"/>
+      <w:bookmarkEnd w:id="7"/>
       <w:r>
         <w:rPr>
           <w:rFonts w:ascii="Times New Roman" w:hAnsi="Times New Roman" w:cs="Times New Roman"/>
@@ -1020,7 +1034,7 @@
           <w:szCs w:val="24"/>
         </w:rPr>
       </w:pPr>
-      <w:bookmarkStart w:id="8" w:name="pemeliharaan-operasional"/>
+      <w:bookmarkStart w:id="9" w:name="pemeliharaan-operasional"/>
       <w:r>
         <w:rPr>
           <w:rFonts w:ascii="Times New Roman" w:hAnsi="Times New Roman" w:cs="Times New Roman"/>
@@ -1120,8 +1134,8 @@
           <w:szCs w:val="24"/>
         </w:rPr>
       </w:pPr>
-      <w:bookmarkStart w:id="9" w:name="perbaikan-bug-stabilitas"/>
-      <w:bookmarkEnd w:id="8"/>
+      <w:bookmarkStart w:id="10" w:name="perbaikan-bug-stabilitas"/>
+      <w:bookmarkEnd w:id="9"/>
       <w:r>
         <w:rPr>
           <w:rFonts w:ascii="Times New Roman" w:hAnsi="Times New Roman" w:cs="Times New Roman"/>
@@ -1202,8 +1216,8 @@
           <w:szCs w:val="24"/>
         </w:rPr>
       </w:pPr>
-      <w:bookmarkStart w:id="10" w:name="keamanan-pembaruan-rutin"/>
-      <w:bookmarkEnd w:id="9"/>
+      <w:bookmarkStart w:id="11" w:name="keamanan-pembaruan-rutin"/>
+      <w:bookmarkEnd w:id="10"/>
       <w:r>
         <w:rPr>
           <w:rFonts w:ascii="Times New Roman" w:hAnsi="Times New Roman" w:cs="Times New Roman"/>
@@ -1284,8 +1298,8 @@
           <w:szCs w:val="24"/>
         </w:rPr>
       </w:pPr>
-      <w:bookmarkStart w:id="11" w:name="dukungan-penggunaan-operasional"/>
-      <w:bookmarkEnd w:id="10"/>
+      <w:bookmarkStart w:id="12" w:name="dukungan-penggunaan-operasional"/>
+      <w:bookmarkEnd w:id="11"/>
       <w:r>
         <w:rPr>
           <w:rFonts w:ascii="Times New Roman" w:hAnsi="Times New Roman" w:cs="Times New Roman"/>
@@ -1366,8 +1380,8 @@
           <w:szCs w:val="24"/>
         </w:rPr>
       </w:pPr>
-      <w:bookmarkStart w:id="12" w:name="penyesuaian-kecil-minor-change"/>
-      <w:bookmarkEnd w:id="11"/>
+      <w:bookmarkStart w:id="13" w:name="penyesuaian-kecil-minor-change"/>
+      <w:bookmarkEnd w:id="12"/>
       <w:r>
         <w:rPr>
           <w:rFonts w:ascii="Times New Roman" w:hAnsi="Times New Roman" w:cs="Times New Roman"/>
@@ -1502,9 +1516,9 @@
           <w:szCs w:val="24"/>
         </w:rPr>
       </w:pPr>
-      <w:bookmarkStart w:id="13" w:name="iv.-yang-tidak-termasuk-di-luar-paket"/>
-      <w:bookmarkEnd w:id="7"/>
-      <w:bookmarkEnd w:id="12"/>
+      <w:bookmarkStart w:id="14" w:name="iv.-yang-tidak-termasuk-di-luar-paket"/>
+      <w:bookmarkEnd w:id="8"/>
+      <w:bookmarkEnd w:id="13"/>
       <w:r>
         <w:rPr>
           <w:rFonts w:ascii="Times New Roman" w:hAnsi="Times New Roman" w:cs="Times New Roman"/>
@@ -2227,8 +2241,8 @@
           <w:szCs w:val="24"/>
         </w:rPr>
       </w:pPr>
-      <w:bookmarkStart w:id="14" w:name="v.-standar-layanan-sla"/>
-      <w:bookmarkEnd w:id="13"/>
+      <w:bookmarkStart w:id="15" w:name="v.-standar-layanan-sla"/>
+      <w:bookmarkEnd w:id="14"/>
       <w:r>
         <w:rPr>
           <w:rFonts w:ascii="Times New Roman" w:hAnsi="Times New Roman" w:cs="Times New Roman"/>
@@ -2250,7 +2264,7 @@
           <w:szCs w:val="24"/>
         </w:rPr>
       </w:pPr>
-      <w:bookmarkStart w:id="15" w:name="jam-dukungan"/>
+      <w:bookmarkStart w:id="16" w:name="jam-dukungan"/>
       <w:r>
         <w:rPr>
           <w:rFonts w:ascii="Times New Roman" w:hAnsi="Times New Roman" w:cs="Times New Roman"/>
@@ -2324,8 +2338,8 @@
           <w:szCs w:val="24"/>
         </w:rPr>
       </w:pPr>
-      <w:bookmarkStart w:id="16" w:name="target-respons-penyelesaian"/>
-      <w:bookmarkEnd w:id="15"/>
+      <w:bookmarkStart w:id="17" w:name="target-respons-penyelesaian"/>
+      <w:bookmarkEnd w:id="16"/>
       <w:r>
         <w:rPr>
           <w:rFonts w:ascii="Times New Roman" w:hAnsi="Times New Roman" w:cs="Times New Roman"/>
@@ -2784,9 +2798,9 @@
           <w:szCs w:val="24"/>
         </w:rPr>
       </w:pPr>
-      <w:bookmarkStart w:id="17" w:name="vi.-kewajiban-para-pihak"/>
-      <w:bookmarkEnd w:id="14"/>
-      <w:bookmarkEnd w:id="16"/>
+      <w:bookmarkStart w:id="18" w:name="vi.-kewajiban-para-pihak"/>
+      <w:bookmarkEnd w:id="15"/>
+      <w:bookmarkEnd w:id="17"/>
       <w:r>
         <w:rPr>
           <w:rFonts w:ascii="Times New Roman" w:hAnsi="Times New Roman" w:cs="Times New Roman"/>
@@ -2810,7 +2824,7 @@
           <w:szCs w:val="24"/>
         </w:rPr>
       </w:pPr>
-      <w:bookmarkStart w:id="18" w:name="kewajiban-pihak-pertama"/>
+      <w:bookmarkStart w:id="19" w:name="kewajiban-pihak-pertama"/>
       <w:r>
         <w:rPr>
           <w:rFonts w:ascii="Times New Roman" w:hAnsi="Times New Roman" w:cs="Times New Roman"/>
@@ -2910,8 +2924,8 @@
           <w:szCs w:val="24"/>
         </w:rPr>
       </w:pPr>
-      <w:bookmarkStart w:id="19" w:name="kewajiban-pihak-kedua"/>
-      <w:bookmarkEnd w:id="18"/>
+      <w:bookmarkStart w:id="20" w:name="kewajiban-pihak-kedua"/>
+      <w:bookmarkEnd w:id="19"/>
       <w:r>
         <w:rPr>
           <w:rFonts w:ascii="Times New Roman" w:hAnsi="Times New Roman" w:cs="Times New Roman"/>
@@ -3030,9 +3044,9 @@
           <w:szCs w:val="24"/>
         </w:rPr>
       </w:pPr>
-      <w:bookmarkStart w:id="20" w:name="vii.-nilai-kontrak-cara-pembayaran"/>
-      <w:bookmarkEnd w:id="17"/>
-      <w:bookmarkEnd w:id="19"/>
+      <w:bookmarkStart w:id="21" w:name="vii.-nilai-kontrak-cara-pembayaran"/>
+      <w:bookmarkEnd w:id="18"/>
+      <w:bookmarkEnd w:id="20"/>
       <w:r>
         <w:rPr>
           <w:rFonts w:ascii="Times New Roman" w:hAnsi="Times New Roman" w:cs="Times New Roman"/>
@@ -3055,7 +3069,7 @@
           <w:szCs w:val="24"/>
         </w:rPr>
       </w:pPr>
-      <w:bookmarkStart w:id="21" w:name="nilai"/>
+      <w:bookmarkStart w:id="22" w:name="nilai"/>
       <w:r>
         <w:rPr>
           <w:rFonts w:ascii="Times New Roman" w:hAnsi="Times New Roman" w:cs="Times New Roman"/>
@@ -3192,8 +3206,8 @@
           <w:szCs w:val="24"/>
         </w:rPr>
       </w:pPr>
-      <w:bookmarkStart w:id="22" w:name="opsi-pembayaran-pilih-salah-satu"/>
-      <w:bookmarkEnd w:id="21"/>
+      <w:bookmarkStart w:id="23" w:name="opsi-pembayaran-pilih-salah-satu"/>
+      <w:bookmarkEnd w:id="22"/>
       <w:r>
         <w:rPr>
           <w:rFonts w:ascii="Times New Roman" w:hAnsi="Times New Roman" w:cs="Times New Roman"/>
@@ -3254,15 +3268,7 @@
         <w:rPr>
           <w:rFonts w:ascii="Times New Roman" w:hAnsi="Times New Roman" w:cs="Times New Roman"/>
         </w:rPr>
-        <w:t xml:space="preserve"> di awal perio</w:t>
-      </w:r>
-      <w:bookmarkStart w:id="23" w:name="_GoBack"/>
-      <w:bookmarkEnd w:id="23"/>
-      <w:r>
-        <w:rPr>
-          <w:rFonts w:ascii="Times New Roman" w:hAnsi="Times New Roman" w:cs="Times New Roman"/>
-        </w:rPr>
-        <w:t>de kontrak</w:t>
+        <w:t xml:space="preserve"> di awal periode kontrak</w:t>
       </w:r>
     </w:p>
     <w:p>
@@ -3361,8 +3367,8 @@
         </w:rPr>
       </w:pPr>
       <w:bookmarkStart w:id="24" w:name="viii.-periode-kontrak"/>
-      <w:bookmarkEnd w:id="20"/>
-      <w:bookmarkEnd w:id="22"/>
+      <w:bookmarkEnd w:id="21"/>
+      <w:bookmarkEnd w:id="23"/>
       <w:r>
         <w:rPr>
           <w:rFonts w:ascii="Times New Roman" w:hAnsi="Times New Roman" w:cs="Times New Roman"/>
